--- a/labs-examples/vitrual-machines/lab-2/Отчет №2.docx
+++ b/labs-examples/vitrual-machines/lab-2/Отчет №2.docx
@@ -582,16 +582,7 @@
           <w:szCs w:val="28"/>
           <w:lang w:eastAsia="ru-RU"/>
         </w:rPr>
-        <w:t xml:space="preserve"> </w:t>
-      </w:r>
-      <w:r>
-        <w:rPr>
-          <w:rFonts w:ascii="Times New Roman" w:eastAsia="Times New Roman" w:hAnsi="Times New Roman" w:cs="Times New Roman"/>
-          <w:sz w:val="28"/>
-          <w:szCs w:val="28"/>
-          <w:lang w:eastAsia="ru-RU"/>
-        </w:rPr>
-        <w:t>Дополнить разработанную в предшествующем задании программу поддержкой одной или нескольких</w:t>
+        <w:t xml:space="preserve"> Дополнить разработанную в предшествующем задании программу поддержкой одной или нескольких</w:t>
       </w:r>
     </w:p>
     <w:p>
@@ -932,6 +923,92 @@
           <w:lang w:eastAsia="ru-RU"/>
         </w:rPr>
       </w:pPr>
+      <w:r>
+        <w:rPr>
+          <w:rFonts w:ascii="Times New Roman" w:hAnsi="Times New Roman" w:cs="Times New Roman"/>
+          <w:sz w:val="28"/>
+          <w:szCs w:val="28"/>
+        </w:rPr>
+        <w:t>Разработано расширение языка MyLang, реализующее тип функции первого порядка (first-order function type): локальные функции, функциональные л</w:t>
+      </w:r>
+      <w:r>
+        <w:rPr>
+          <w:rFonts w:ascii="Times New Roman" w:hAnsi="Times New Roman" w:cs="Times New Roman"/>
+          <w:sz w:val="28"/>
+          <w:szCs w:val="28"/>
+        </w:rPr>
+        <w:t>итералы и замыкания (</w:t>
+      </w:r>
+      <w:proofErr w:type="spellStart"/>
+      <w:r>
+        <w:rPr>
+          <w:rFonts w:ascii="Times New Roman" w:hAnsi="Times New Roman" w:cs="Times New Roman"/>
+          <w:sz w:val="28"/>
+          <w:szCs w:val="28"/>
+        </w:rPr>
+        <w:t>closures</w:t>
+      </w:r>
+      <w:proofErr w:type="spellEnd"/>
+      <w:r>
+        <w:rPr>
+          <w:rFonts w:ascii="Times New Roman" w:hAnsi="Times New Roman" w:cs="Times New Roman"/>
+          <w:sz w:val="28"/>
+          <w:szCs w:val="28"/>
+        </w:rPr>
+        <w:t xml:space="preserve">). </w:t>
+      </w:r>
+      <w:r>
+        <w:rPr>
+          <w:rFonts w:ascii="Times New Roman" w:hAnsi="Times New Roman" w:cs="Times New Roman"/>
+          <w:sz w:val="28"/>
+          <w:szCs w:val="28"/>
+        </w:rPr>
+        <w:t xml:space="preserve">Разработана демонстрационная программа с 7 сценариями: локальная функция </w:t>
+      </w:r>
+      <w:proofErr w:type="gramStart"/>
+      <w:r>
+        <w:rPr>
+          <w:rFonts w:ascii="Times New Roman" w:hAnsi="Times New Roman" w:cs="Times New Roman"/>
+          <w:sz w:val="28"/>
+          <w:szCs w:val="28"/>
+        </w:rPr>
+        <w:t>double(</w:t>
+      </w:r>
+      <w:proofErr w:type="gramEnd"/>
+      <w:r>
+        <w:rPr>
+          <w:rFonts w:ascii="Times New Roman" w:hAnsi="Times New Roman" w:cs="Times New Roman"/>
+          <w:sz w:val="28"/>
+          <w:szCs w:val="28"/>
+        </w:rPr>
+        <w:t xml:space="preserve">), функциональный литерал square(), композиция apply_twice(), замыкание read-only, замыкание-мутация inc_y(), счётчик inc_count(), комбинированный тест </w:t>
+      </w:r>
+      <w:proofErr w:type="spellStart"/>
+      <w:r>
+        <w:rPr>
+          <w:rFonts w:ascii="Times New Roman" w:hAnsi="Times New Roman" w:cs="Times New Roman"/>
+          <w:sz w:val="28"/>
+          <w:szCs w:val="28"/>
+        </w:rPr>
+        <w:t>ma</w:t>
+      </w:r>
+      <w:r>
+        <w:rPr>
+          <w:rFonts w:ascii="Times New Roman" w:hAnsi="Times New Roman" w:cs="Times New Roman"/>
+          <w:sz w:val="28"/>
+          <w:szCs w:val="28"/>
+        </w:rPr>
+        <w:t>ke_pair</w:t>
+      </w:r>
+      <w:proofErr w:type="spellEnd"/>
+      <w:r>
+        <w:rPr>
+          <w:rFonts w:ascii="Times New Roman" w:hAnsi="Times New Roman" w:cs="Times New Roman"/>
+          <w:sz w:val="28"/>
+          <w:szCs w:val="28"/>
+        </w:rPr>
+        <w:t>() с массивом замыканий.</w:t>
+      </w:r>
     </w:p>
     <w:p>
       <w:pPr>
@@ -939,171 +1016,17 @@
         <w:spacing w:after="0" w:line="276" w:lineRule="auto"/>
         <w:jc w:val="both"/>
         <w:rPr>
-          <w:rFonts w:ascii="Times New Roman" w:eastAsia="Times New Roman" w:hAnsi="Times New Roman" w:cs="Times New Roman"/>
+          <w:rFonts w:ascii="Times New Roman" w:hAnsi="Times New Roman" w:cs="Times New Roman"/>
+          <w:sz w:val="28"/>
+          <w:szCs w:val="28"/>
+        </w:rPr>
+      </w:pPr>
+      <w:r>
+        <w:rPr>
+          <w:rFonts w:ascii="Times New Roman" w:hAnsi="Times New Roman" w:cs="Times New Roman"/>
           <w:b/>
           <w:sz w:val="28"/>
           <w:szCs w:val="28"/>
-          <w:lang w:eastAsia="ru-RU"/>
-        </w:rPr>
-      </w:pPr>
-    </w:p>
-    <w:p>
-      <w:pPr>
-        <w:shd w:val="clear" w:color="auto" w:fill="FFFFFF"/>
-        <w:spacing w:after="0" w:line="276" w:lineRule="auto"/>
-        <w:jc w:val="both"/>
-        <w:rPr>
-          <w:rFonts w:ascii="Times New Roman" w:eastAsia="Times New Roman" w:hAnsi="Times New Roman" w:cs="Times New Roman"/>
-          <w:b/>
-          <w:sz w:val="28"/>
-          <w:szCs w:val="28"/>
-          <w:lang w:eastAsia="ru-RU"/>
-        </w:rPr>
-      </w:pPr>
-    </w:p>
-    <w:p>
-      <w:pPr>
-        <w:shd w:val="clear" w:color="auto" w:fill="FFFFFF"/>
-        <w:spacing w:after="0" w:line="276" w:lineRule="auto"/>
-        <w:jc w:val="both"/>
-        <w:rPr>
-          <w:rFonts w:ascii="Times New Roman" w:eastAsia="Times New Roman" w:hAnsi="Times New Roman" w:cs="Times New Roman"/>
-          <w:b/>
-          <w:sz w:val="28"/>
-          <w:szCs w:val="28"/>
-          <w:lang w:eastAsia="ru-RU"/>
-        </w:rPr>
-      </w:pPr>
-    </w:p>
-    <w:p>
-      <w:pPr>
-        <w:shd w:val="clear" w:color="auto" w:fill="FFFFFF"/>
-        <w:spacing w:after="0" w:line="276" w:lineRule="auto"/>
-        <w:jc w:val="both"/>
-        <w:rPr>
-          <w:rFonts w:ascii="Times New Roman" w:eastAsia="Times New Roman" w:hAnsi="Times New Roman" w:cs="Times New Roman"/>
-          <w:b/>
-          <w:sz w:val="28"/>
-          <w:szCs w:val="28"/>
-          <w:lang w:eastAsia="ru-RU"/>
-        </w:rPr>
-      </w:pPr>
-    </w:p>
-    <w:p>
-      <w:pPr>
-        <w:shd w:val="clear" w:color="auto" w:fill="FFFFFF"/>
-        <w:spacing w:after="0" w:line="276" w:lineRule="auto"/>
-        <w:jc w:val="both"/>
-        <w:rPr>
-          <w:rFonts w:ascii="Times New Roman" w:hAnsi="Times New Roman" w:cs="Times New Roman"/>
-          <w:sz w:val="28"/>
-          <w:szCs w:val="28"/>
-        </w:rPr>
-      </w:pPr>
-    </w:p>
-    <w:p>
-      <w:pPr>
-        <w:shd w:val="clear" w:color="auto" w:fill="FFFFFF"/>
-        <w:spacing w:after="0" w:line="276" w:lineRule="auto"/>
-        <w:jc w:val="both"/>
-        <w:rPr>
-          <w:rFonts w:ascii="Times New Roman" w:hAnsi="Times New Roman" w:cs="Times New Roman"/>
-          <w:sz w:val="28"/>
-          <w:szCs w:val="28"/>
-        </w:rPr>
-      </w:pPr>
-    </w:p>
-    <w:p>
-      <w:pPr>
-        <w:shd w:val="clear" w:color="auto" w:fill="FFFFFF"/>
-        <w:spacing w:after="0" w:line="276" w:lineRule="auto"/>
-        <w:jc w:val="both"/>
-        <w:rPr>
-          <w:rFonts w:ascii="Times New Roman" w:hAnsi="Times New Roman" w:cs="Times New Roman"/>
-          <w:sz w:val="28"/>
-          <w:szCs w:val="28"/>
-        </w:rPr>
-      </w:pPr>
-    </w:p>
-    <w:p>
-      <w:pPr>
-        <w:shd w:val="clear" w:color="auto" w:fill="FFFFFF"/>
-        <w:spacing w:after="0" w:line="276" w:lineRule="auto"/>
-        <w:jc w:val="both"/>
-        <w:rPr>
-          <w:rFonts w:ascii="Times New Roman" w:hAnsi="Times New Roman" w:cs="Times New Roman"/>
-          <w:sz w:val="28"/>
-          <w:szCs w:val="28"/>
-        </w:rPr>
-      </w:pPr>
-    </w:p>
-    <w:p>
-      <w:pPr>
-        <w:shd w:val="clear" w:color="auto" w:fill="FFFFFF"/>
-        <w:spacing w:after="0" w:line="276" w:lineRule="auto"/>
-        <w:jc w:val="both"/>
-        <w:rPr>
-          <w:rFonts w:ascii="Times New Roman" w:hAnsi="Times New Roman" w:cs="Times New Roman"/>
-          <w:sz w:val="28"/>
-          <w:szCs w:val="28"/>
-        </w:rPr>
-      </w:pPr>
-    </w:p>
-    <w:p>
-      <w:pPr>
-        <w:shd w:val="clear" w:color="auto" w:fill="FFFFFF"/>
-        <w:spacing w:after="0" w:line="276" w:lineRule="auto"/>
-        <w:jc w:val="both"/>
-        <w:rPr>
-          <w:rFonts w:ascii="Times New Roman" w:hAnsi="Times New Roman" w:cs="Times New Roman"/>
-          <w:sz w:val="28"/>
-          <w:szCs w:val="28"/>
-        </w:rPr>
-      </w:pPr>
-    </w:p>
-    <w:p>
-      <w:pPr>
-        <w:shd w:val="clear" w:color="auto" w:fill="FFFFFF"/>
-        <w:spacing w:after="0" w:line="276" w:lineRule="auto"/>
-        <w:jc w:val="both"/>
-        <w:rPr>
-          <w:rFonts w:ascii="Times New Roman" w:hAnsi="Times New Roman" w:cs="Times New Roman"/>
-          <w:sz w:val="28"/>
-          <w:szCs w:val="28"/>
-        </w:rPr>
-      </w:pPr>
-    </w:p>
-    <w:p>
-      <w:pPr>
-        <w:shd w:val="clear" w:color="auto" w:fill="FFFFFF"/>
-        <w:spacing w:after="0" w:line="276" w:lineRule="auto"/>
-        <w:jc w:val="both"/>
-        <w:rPr>
-          <w:rFonts w:ascii="Times New Roman" w:eastAsia="Times New Roman" w:hAnsi="Times New Roman" w:cs="Times New Roman"/>
-          <w:b/>
-          <w:sz w:val="28"/>
-          <w:szCs w:val="28"/>
-          <w:lang w:eastAsia="ru-RU"/>
-        </w:rPr>
-      </w:pPr>
-    </w:p>
-    <w:p>
-      <w:pPr>
-        <w:shd w:val="clear" w:color="auto" w:fill="FFFFFF"/>
-        <w:spacing w:after="0" w:line="276" w:lineRule="auto"/>
-        <w:jc w:val="both"/>
-        <w:rPr>
-          <w:rFonts w:ascii="Times New Roman" w:hAnsi="Times New Roman" w:cs="Times New Roman"/>
-          <w:sz w:val="28"/>
-          <w:szCs w:val="28"/>
-        </w:rPr>
-      </w:pPr>
-      <w:r>
-        <w:rPr>
-          <w:rFonts w:ascii="Times New Roman" w:hAnsi="Times New Roman" w:cs="Times New Roman"/>
-          <w:b/>
-          <w:sz w:val="28"/>
-          <w:szCs w:val="28"/>
         </w:rPr>
         <w:t>Вывод:</w:t>
       </w:r>
@@ -1115,151 +1038,64 @@
         </w:rPr>
         <w:t xml:space="preserve"> </w:t>
       </w:r>
-    </w:p>
-    <w:p>
-      <w:pPr>
-        <w:shd w:val="clear" w:color="auto" w:fill="FFFFFF"/>
-        <w:spacing w:after="0" w:line="276" w:lineRule="auto"/>
-        <w:jc w:val="both"/>
-        <w:rPr>
-          <w:rFonts w:ascii="Times New Roman" w:hAnsi="Times New Roman" w:cs="Times New Roman"/>
-          <w:sz w:val="28"/>
-          <w:szCs w:val="28"/>
-        </w:rPr>
-      </w:pPr>
-    </w:p>
-    <w:p>
-      <w:pPr>
-        <w:shd w:val="clear" w:color="auto" w:fill="FFFFFF"/>
-        <w:spacing w:after="0" w:line="276" w:lineRule="auto"/>
-        <w:jc w:val="both"/>
-        <w:rPr>
-          <w:rFonts w:ascii="Times New Roman" w:hAnsi="Times New Roman" w:cs="Times New Roman"/>
-          <w:sz w:val="28"/>
-          <w:szCs w:val="28"/>
-        </w:rPr>
-      </w:pPr>
-    </w:p>
-    <w:p>
-      <w:pPr>
-        <w:shd w:val="clear" w:color="auto" w:fill="FFFFFF"/>
-        <w:spacing w:after="0" w:line="276" w:lineRule="auto"/>
-        <w:jc w:val="both"/>
-        <w:rPr>
-          <w:rFonts w:ascii="Times New Roman" w:hAnsi="Times New Roman" w:cs="Times New Roman"/>
-          <w:sz w:val="28"/>
-          <w:szCs w:val="28"/>
-        </w:rPr>
-      </w:pPr>
-    </w:p>
-    <w:p>
-      <w:pPr>
-        <w:shd w:val="clear" w:color="auto" w:fill="FFFFFF"/>
-        <w:spacing w:after="0" w:line="276" w:lineRule="auto"/>
-        <w:jc w:val="both"/>
-        <w:rPr>
-          <w:rFonts w:ascii="Times New Roman" w:hAnsi="Times New Roman" w:cs="Times New Roman"/>
-          <w:sz w:val="28"/>
-          <w:szCs w:val="28"/>
-        </w:rPr>
-      </w:pPr>
-    </w:p>
-    <w:p>
-      <w:pPr>
-        <w:shd w:val="clear" w:color="auto" w:fill="FFFFFF"/>
-        <w:spacing w:after="0" w:line="276" w:lineRule="auto"/>
-        <w:jc w:val="both"/>
-        <w:rPr>
-          <w:rFonts w:ascii="Times New Roman" w:hAnsi="Times New Roman" w:cs="Times New Roman"/>
-          <w:sz w:val="28"/>
-          <w:szCs w:val="28"/>
-        </w:rPr>
-      </w:pPr>
-    </w:p>
-    <w:p>
-      <w:pPr>
-        <w:shd w:val="clear" w:color="auto" w:fill="FFFFFF"/>
-        <w:spacing w:after="0" w:line="276" w:lineRule="auto"/>
-        <w:jc w:val="both"/>
-        <w:rPr>
-          <w:rFonts w:ascii="Times New Roman" w:hAnsi="Times New Roman" w:cs="Times New Roman"/>
-          <w:sz w:val="28"/>
-          <w:szCs w:val="28"/>
-        </w:rPr>
-      </w:pPr>
-    </w:p>
-    <w:p>
-      <w:pPr>
-        <w:shd w:val="clear" w:color="auto" w:fill="FFFFFF"/>
-        <w:spacing w:after="0" w:line="276" w:lineRule="auto"/>
-        <w:jc w:val="both"/>
-        <w:rPr>
-          <w:rFonts w:ascii="Times New Roman" w:hAnsi="Times New Roman" w:cs="Times New Roman"/>
-          <w:sz w:val="28"/>
-          <w:szCs w:val="28"/>
-        </w:rPr>
-      </w:pPr>
-    </w:p>
-    <w:p>
-      <w:pPr>
-        <w:shd w:val="clear" w:color="auto" w:fill="FFFFFF"/>
-        <w:spacing w:after="0" w:line="276" w:lineRule="auto"/>
-        <w:jc w:val="both"/>
-        <w:rPr>
-          <w:rFonts w:ascii="Times New Roman" w:hAnsi="Times New Roman" w:cs="Times New Roman"/>
-          <w:sz w:val="28"/>
-          <w:szCs w:val="28"/>
-        </w:rPr>
-      </w:pPr>
-    </w:p>
-    <w:p>
-      <w:pPr>
-        <w:shd w:val="clear" w:color="auto" w:fill="FFFFFF"/>
-        <w:spacing w:after="0" w:line="276" w:lineRule="auto"/>
-        <w:jc w:val="both"/>
-        <w:rPr>
-          <w:rFonts w:ascii="Times New Roman" w:hAnsi="Times New Roman" w:cs="Times New Roman"/>
-          <w:sz w:val="28"/>
-          <w:szCs w:val="28"/>
-        </w:rPr>
-      </w:pPr>
-    </w:p>
-    <w:p>
-      <w:pPr>
-        <w:shd w:val="clear" w:color="auto" w:fill="FFFFFF"/>
-        <w:spacing w:after="0" w:line="276" w:lineRule="auto"/>
-        <w:jc w:val="both"/>
-        <w:rPr>
-          <w:rFonts w:ascii="Times New Roman" w:hAnsi="Times New Roman" w:cs="Times New Roman"/>
-          <w:sz w:val="28"/>
-          <w:szCs w:val="28"/>
-        </w:rPr>
-      </w:pPr>
-    </w:p>
-    <w:p>
-      <w:pPr>
-        <w:shd w:val="clear" w:color="auto" w:fill="FFFFFF"/>
-        <w:spacing w:after="0" w:line="276" w:lineRule="auto"/>
-        <w:jc w:val="both"/>
-        <w:rPr>
-          <w:rFonts w:ascii="Times New Roman" w:hAnsi="Times New Roman" w:cs="Times New Roman"/>
-          <w:sz w:val="28"/>
-          <w:szCs w:val="28"/>
-        </w:rPr>
-      </w:pPr>
-    </w:p>
-    <w:p>
-      <w:pPr>
-        <w:shd w:val="clear" w:color="auto" w:fill="FFFFFF"/>
-        <w:spacing w:after="0" w:line="276" w:lineRule="auto"/>
-        <w:jc w:val="both"/>
-        <w:rPr>
-          <w:rFonts w:ascii="Times New Roman" w:eastAsia="Times New Roman" w:hAnsi="Times New Roman" w:cs="Times New Roman"/>
-          <w:sz w:val="28"/>
-          <w:szCs w:val="28"/>
-          <w:lang w:eastAsia="ru-RU"/>
-        </w:rPr>
-      </w:pPr>
+      <w:proofErr w:type="gramStart"/>
+      <w:r>
+        <w:rPr>
+          <w:rFonts w:ascii="Times New Roman" w:hAnsi="Times New Roman" w:cs="Times New Roman"/>
+          <w:sz w:val="28"/>
+          <w:szCs w:val="28"/>
+        </w:rPr>
+        <w:t>В</w:t>
+      </w:r>
+      <w:proofErr w:type="gramEnd"/>
+      <w:r>
+        <w:rPr>
+          <w:rFonts w:ascii="Times New Roman" w:hAnsi="Times New Roman" w:cs="Times New Roman"/>
+          <w:sz w:val="28"/>
+          <w:szCs w:val="28"/>
+        </w:rPr>
+        <w:t xml:space="preserve"> ходе работы реализовано расширение синтаксиса MyLang для поддержки типа функци</w:t>
+      </w:r>
+      <w:r>
+        <w:rPr>
+          <w:rFonts w:ascii="Times New Roman" w:hAnsi="Times New Roman" w:cs="Times New Roman"/>
+          <w:sz w:val="28"/>
+          <w:szCs w:val="28"/>
+        </w:rPr>
+        <w:t>й</w:t>
+      </w:r>
+      <w:r>
+        <w:rPr>
+          <w:rFonts w:ascii="Times New Roman" w:hAnsi="Times New Roman" w:cs="Times New Roman"/>
+          <w:sz w:val="28"/>
+          <w:szCs w:val="28"/>
+        </w:rPr>
+        <w:t xml:space="preserve"> первого порядка (first-order function type), локальных функций и замыканий. Механизмы </w:t>
+      </w:r>
+      <w:r>
+        <w:rPr>
+          <w:rFonts w:ascii="Times New Roman" w:hAnsi="Times New Roman" w:cs="Times New Roman"/>
+          <w:sz w:val="28"/>
+          <w:szCs w:val="28"/>
+        </w:rPr>
+        <w:t>работы с замыканиями</w:t>
+      </w:r>
+      <w:r>
+        <w:rPr>
+          <w:rFonts w:ascii="Times New Roman" w:hAnsi="Times New Roman" w:cs="Times New Roman"/>
+          <w:sz w:val="28"/>
+          <w:szCs w:val="28"/>
+        </w:rPr>
+        <w:t xml:space="preserve"> обеспечивают захват переменных по ссылке и мутабельный доступ. Функциональные литералы позволяют исп</w:t>
+      </w:r>
+      <w:r>
+        <w:rPr>
+          <w:rFonts w:ascii="Times New Roman" w:hAnsi="Times New Roman" w:cs="Times New Roman"/>
+          <w:sz w:val="28"/>
+          <w:szCs w:val="28"/>
+        </w:rPr>
+        <w:t>ользовать функции как значения.</w:t>
+      </w:r>
       <w:bookmarkStart w:id="0" w:name="_GoBack"/>
       <w:bookmarkEnd w:id="0"/>
     </w:p>
@@ -6239,7 +6075,7 @@
 </file>
 
 <file path=customXml/itemProps1.xml><?xml version="1.0" encoding="utf-8"?>
-<ds:datastoreItem xmlns:ds="http://schemas.openxmlformats.org/officeDocument/2006/customXml" ds:itemID="{C412FB7C-92AB-4392-9EA5-FF7C8682F11D}">
+<ds:datastoreItem xmlns:ds="http://schemas.openxmlformats.org/officeDocument/2006/customXml" ds:itemID="{C44892EF-1B2E-4B6F-BCA2-CADB980D5266}">
   <ds:schemaRefs>
     <ds:schemaRef ds:uri="http://schemas.openxmlformats.org/officeDocument/2006/bibliography"/>
   </ds:schemaRefs>
